--- a/Григорьев Мылахова.docx
+++ b/Григорьев Мылахова.docx
@@ -394,15 +394,7 @@
         <w:rPr>
           <w:color w:val="000000" w:themeColor="text1"/>
         </w:rPr>
-        <w:t>Гри</w:t>
-      </w:r>
-      <w:bookmarkStart w:id="3" w:name="_GoBack"/>
-      <w:bookmarkEnd w:id="3"/>
-      <w:r>
-        <w:rPr>
-          <w:color w:val="000000" w:themeColor="text1"/>
-        </w:rPr>
-        <w:t>горьев Алексей</w:t>
+        <w:t>Григорьев Алексей</w:t>
       </w:r>
     </w:p>
     <w:p>
@@ -461,7 +453,7 @@
           <w:color w:val="000000" w:themeColor="text1"/>
         </w:rPr>
       </w:pPr>
-      <w:bookmarkStart w:id="4" w:name="_Toc185862659"/>
+      <w:bookmarkStart w:id="3" w:name="_Toc185862659"/>
       <w:r>
         <w:rPr>
           <w:noProof/>
@@ -510,7 +502,7 @@
           </wp:inline>
         </w:drawing>
       </w:r>
-      <w:bookmarkEnd w:id="4"/>
+      <w:bookmarkEnd w:id="3"/>
     </w:p>
     <w:p>
       <w:pPr>
@@ -527,6 +519,7 @@
         <w:rPr>
           <w:noProof/>
           <w:color w:val="000000" w:themeColor="text1"/>
+          <w:lang w:eastAsia="ru-RU"/>
         </w:rPr>
         <mc:AlternateContent>
           <mc:Choice Requires="wps">
@@ -627,6 +620,13 @@
     </w:p>
     <w:sdt>
       <w:sdtPr>
+        <w:rPr>
+          <w:rFonts w:ascii="Times New Roman" w:eastAsiaTheme="minorHAnsi" w:hAnsi="Times New Roman" w:cs="Times New Roman"/>
+          <w:color w:val="auto"/>
+          <w:sz w:val="28"/>
+          <w:szCs w:val="28"/>
+          <w:lang w:eastAsia="en-US"/>
+        </w:rPr>
         <w:id w:val="-1103335198"/>
         <w:docPartObj>
           <w:docPartGallery w:val="Table of Contents"/>
@@ -635,13 +635,8 @@
       </w:sdtPr>
       <w:sdtEndPr>
         <w:rPr>
-          <w:rFonts w:ascii="Times New Roman" w:eastAsiaTheme="minorHAnsi" w:hAnsi="Times New Roman" w:cs="Times New Roman"/>
           <w:b/>
           <w:bCs/>
-          <w:color w:val="auto"/>
-          <w:sz w:val="28"/>
-          <w:szCs w:val="28"/>
-          <w:lang w:eastAsia="en-US"/>
         </w:rPr>
       </w:sdtEndPr>
       <w:sdtContent>
@@ -680,8 +675,8 @@
           <w:color w:val="000000" w:themeColor="text1"/>
         </w:rPr>
       </w:pPr>
-      <w:bookmarkStart w:id="5" w:name="_Toc124728867"/>
-      <w:bookmarkStart w:id="6" w:name="_Toc185862660"/>
+      <w:bookmarkStart w:id="4" w:name="_Toc124728867"/>
+      <w:bookmarkStart w:id="5" w:name="_Toc185862660"/>
       <w:r>
         <w:rPr>
           <w:color w:val="000000" w:themeColor="text1"/>
@@ -689,8 +684,8 @@
         <w:lastRenderedPageBreak/>
         <w:t>2 Регламент проведения инспекции</w:t>
       </w:r>
+      <w:bookmarkEnd w:id="4"/>
       <w:bookmarkEnd w:id="5"/>
-      <w:bookmarkEnd w:id="6"/>
     </w:p>
     <w:p>
       <w:pPr>
@@ -791,590 +786,205 @@
     <w:p>
       <w:pPr>
         <w:pStyle w:val="2"/>
-        <w:spacing w:before="0"/>
-        <w:rPr>
-          <w:rFonts w:ascii="Times New Roman" w:hAnsi="Times New Roman" w:cs="Times New Roman"/>
-          <w:color w:val="000000" w:themeColor="text1"/>
-          <w:sz w:val="28"/>
-          <w:szCs w:val="28"/>
-        </w:rPr>
-      </w:pPr>
-      <w:bookmarkStart w:id="7" w:name="_Toc185862661"/>
-      <w:r>
-        <w:rPr>
-          <w:rFonts w:ascii="Times New Roman" w:hAnsi="Times New Roman" w:cs="Times New Roman"/>
-          <w:color w:val="000000" w:themeColor="text1"/>
-          <w:sz w:val="28"/>
-          <w:szCs w:val="28"/>
-        </w:rPr>
-        <w:t>Критерии отнесения к формальной/неформальной инспекции для различных типов рабочих продуктов</w:t>
-      </w:r>
-      <w:bookmarkEnd w:id="7"/>
+        <w:rPr>
+          <w:rFonts w:ascii="Times New Roman" w:hAnsi="Times New Roman" w:cs="Times New Roman"/>
+          <w:b/>
+          <w:color w:val="000000" w:themeColor="text1"/>
+          <w:sz w:val="28"/>
+          <w:szCs w:val="28"/>
+        </w:rPr>
+      </w:pPr>
+      <w:bookmarkStart w:id="6" w:name="_Toc185862662"/>
+      <w:r>
+        <w:rPr>
+          <w:rFonts w:ascii="Times New Roman" w:hAnsi="Times New Roman" w:cs="Times New Roman"/>
+          <w:b/>
+          <w:color w:val="000000" w:themeColor="text1"/>
+          <w:sz w:val="28"/>
+          <w:szCs w:val="28"/>
+        </w:rPr>
+        <w:t>Перечень ролей участников инспекции и их обязанности</w:t>
+      </w:r>
     </w:p>
     <w:tbl>
       <w:tblPr>
         <w:tblStyle w:val="a6"/>
         <w:tblW w:w="0" w:type="auto"/>
+        <w:tblInd w:w="720" w:type="dxa"/>
         <w:tblLook w:val="04A0" w:firstRow="1" w:lastRow="0" w:firstColumn="1" w:lastColumn="0" w:noHBand="0" w:noVBand="1"/>
       </w:tblPr>
       <w:tblGrid>
-        <w:gridCol w:w="3190"/>
-        <w:gridCol w:w="3190"/>
-        <w:gridCol w:w="3191"/>
+        <w:gridCol w:w="2394"/>
+        <w:gridCol w:w="6231"/>
       </w:tblGrid>
       <w:tr>
-        <w:trPr>
-          <w:trHeight w:val="567"/>
-        </w:trPr>
         <w:tc>
           <w:tcPr>
-            <w:tcW w:w="3190" w:type="dxa"/>
-            <w:vAlign w:val="center"/>
+            <w:tcW w:w="2394" w:type="dxa"/>
           </w:tcPr>
           <w:p>
             <w:pPr>
-              <w:pStyle w:val="a5"/>
-              <w:spacing w:line="360" w:lineRule="auto"/>
-              <w:jc w:val="both"/>
+              <w:pStyle w:val="a3"/>
+              <w:ind w:left="0"/>
+              <w:jc w:val="center"/>
               <w:rPr>
-                <w:rFonts w:ascii="Times New Roman" w:hAnsi="Times New Roman" w:cs="Times New Roman"/>
-                <w:color w:val="000000" w:themeColor="text1"/>
-                <w:sz w:val="28"/>
-                <w:szCs w:val="28"/>
+                <w:b/>
               </w:rPr>
             </w:pPr>
+            <w:r>
+              <w:rPr>
+                <w:b/>
+              </w:rPr>
+              <w:t>Роль</w:t>
+            </w:r>
           </w:p>
         </w:tc>
         <w:tc>
           <w:tcPr>
-            <w:tcW w:w="3190" w:type="dxa"/>
-            <w:vAlign w:val="center"/>
+            <w:tcW w:w="6231" w:type="dxa"/>
           </w:tcPr>
           <w:p>
             <w:pPr>
-              <w:pStyle w:val="a5"/>
-              <w:spacing w:line="360" w:lineRule="auto"/>
-              <w:jc w:val="both"/>
+              <w:pStyle w:val="a3"/>
+              <w:ind w:left="0"/>
+              <w:jc w:val="center"/>
               <w:rPr>
-                <w:rFonts w:ascii="Times New Roman" w:hAnsi="Times New Roman" w:cs="Times New Roman"/>
                 <w:b/>
-                <w:color w:val="000000" w:themeColor="text1"/>
-                <w:sz w:val="28"/>
-                <w:szCs w:val="28"/>
               </w:rPr>
             </w:pPr>
             <w:r>
               <w:rPr>
-                <w:rFonts w:ascii="Times New Roman" w:hAnsi="Times New Roman" w:cs="Times New Roman"/>
                 <w:b/>
-                <w:color w:val="000000" w:themeColor="text1"/>
-                <w:sz w:val="28"/>
-                <w:szCs w:val="28"/>
               </w:rPr>
-              <w:t xml:space="preserve">Формальная инспекция в случае </w:t>
-            </w:r>
-            <w:r>
-              <w:rPr>
-                <w:rFonts w:ascii="Times New Roman" w:hAnsi="Times New Roman" w:cs="Times New Roman"/>
-                <w:b/>
-                <w:color w:val="000000" w:themeColor="text1"/>
-                <w:sz w:val="28"/>
-                <w:szCs w:val="28"/>
-                <w:lang w:val="en-US"/>
-              </w:rPr>
-              <w:t>CRUD</w:t>
-            </w:r>
-            <w:r>
-              <w:rPr>
-                <w:rFonts w:ascii="Times New Roman" w:hAnsi="Times New Roman" w:cs="Times New Roman"/>
-                <w:b/>
-                <w:color w:val="000000" w:themeColor="text1"/>
-                <w:sz w:val="28"/>
-                <w:szCs w:val="28"/>
-              </w:rPr>
-              <w:t>-операций над</w:t>
+              <w:t>Обязанности</w:t>
+            </w:r>
+          </w:p>
+        </w:tc>
+      </w:tr>
+      <w:tr>
+        <w:tc>
+          <w:tcPr>
+            <w:tcW w:w="2394" w:type="dxa"/>
+          </w:tcPr>
+          <w:p>
+            <w:pPr>
+              <w:ind w:firstLine="0"/>
+            </w:pPr>
+            <w:r>
+              <w:t>Автор (</w:t>
+            </w:r>
+            <w:proofErr w:type="spellStart"/>
+            <w:r>
+              <w:t>Coder</w:t>
+            </w:r>
+            <w:proofErr w:type="spellEnd"/>
+            <w:r>
+              <w:t xml:space="preserve"> 1)</w:t>
             </w:r>
           </w:p>
         </w:tc>
         <w:tc>
           <w:tcPr>
-            <w:tcW w:w="3191" w:type="dxa"/>
-            <w:vAlign w:val="center"/>
+            <w:tcW w:w="6231" w:type="dxa"/>
           </w:tcPr>
           <w:p>
             <w:pPr>
-              <w:pStyle w:val="a5"/>
-              <w:spacing w:line="360" w:lineRule="auto"/>
-              <w:jc w:val="both"/>
-              <w:rPr>
-                <w:rFonts w:ascii="Times New Roman" w:hAnsi="Times New Roman" w:cs="Times New Roman"/>
-                <w:b/>
-                <w:color w:val="000000" w:themeColor="text1"/>
-                <w:sz w:val="28"/>
-                <w:szCs w:val="28"/>
-              </w:rPr>
+              <w:tabs>
+                <w:tab w:val="left" w:pos="360"/>
+              </w:tabs>
+              <w:ind w:firstLine="0"/>
             </w:pPr>
             <w:r>
-              <w:rPr>
-                <w:rFonts w:ascii="Times New Roman" w:hAnsi="Times New Roman" w:cs="Times New Roman"/>
-                <w:b/>
-                <w:color w:val="000000" w:themeColor="text1"/>
-                <w:sz w:val="28"/>
-                <w:szCs w:val="28"/>
-              </w:rPr>
-              <w:t xml:space="preserve">Неформальная инспекция в случае </w:t>
-            </w:r>
-            <w:r>
-              <w:rPr>
-                <w:rFonts w:ascii="Times New Roman" w:hAnsi="Times New Roman" w:cs="Times New Roman"/>
-                <w:b/>
-                <w:color w:val="000000" w:themeColor="text1"/>
-                <w:sz w:val="28"/>
-                <w:szCs w:val="28"/>
-                <w:lang w:val="en-US"/>
-              </w:rPr>
-              <w:t>CRUD</w:t>
-            </w:r>
-            <w:r>
-              <w:rPr>
-                <w:rFonts w:ascii="Times New Roman" w:hAnsi="Times New Roman" w:cs="Times New Roman"/>
-                <w:b/>
-                <w:color w:val="000000" w:themeColor="text1"/>
-                <w:sz w:val="28"/>
-                <w:szCs w:val="28"/>
-              </w:rPr>
-              <w:t>-операций над</w:t>
+              <w:t>Участник</w:t>
+            </w:r>
+            <w:r>
+              <w:t>,</w:t>
+            </w:r>
+            <w:r>
+              <w:t xml:space="preserve"> сделавший </w:t>
+            </w:r>
+            <w:r>
+              <w:t>инспектируемые изменения в существующем</w:t>
+            </w:r>
+            <w:bookmarkStart w:id="7" w:name="_GoBack"/>
+            <w:bookmarkEnd w:id="7"/>
+          </w:p>
+          <w:p>
+            <w:pPr>
+              <w:pStyle w:val="a3"/>
+              <w:ind w:left="0"/>
+            </w:pPr>
+            <w:r>
+              <w:t>рабочем продукте</w:t>
             </w:r>
           </w:p>
         </w:tc>
       </w:tr>
       <w:tr>
         <w:trPr>
-          <w:trHeight w:val="567"/>
+          <w:trHeight w:val="649"/>
         </w:trPr>
         <w:tc>
           <w:tcPr>
-            <w:tcW w:w="3190" w:type="dxa"/>
-            <w:shd w:val="clear" w:color="auto" w:fill="D9D9D9" w:themeFill="background1" w:themeFillShade="D9"/>
-            <w:vAlign w:val="center"/>
+            <w:tcW w:w="2394" w:type="dxa"/>
           </w:tcPr>
           <w:p>
             <w:pPr>
-              <w:pStyle w:val="a5"/>
-              <w:spacing w:line="360" w:lineRule="auto"/>
-              <w:jc w:val="both"/>
+              <w:pStyle w:val="a3"/>
+              <w:ind w:left="0" w:firstLine="0"/>
+            </w:pPr>
+            <w:r>
+              <w:t>Инспектор</w:t>
+            </w:r>
+            <w:r>
+              <w:t xml:space="preserve">, проверяющий </w:t>
+            </w:r>
+            <w:r>
+              <w:t>(</w:t>
+            </w:r>
+            <w:r>
               <w:rPr>
-                <w:rFonts w:ascii="Times New Roman" w:hAnsi="Times New Roman" w:cs="Times New Roman"/>
-                <w:b/>
-                <w:color w:val="000000" w:themeColor="text1"/>
-                <w:sz w:val="28"/>
-                <w:szCs w:val="28"/>
+                <w:lang w:val="en-US"/>
               </w:rPr>
-            </w:pPr>
-            <w:r>
-              <w:rPr>
-                <w:rFonts w:ascii="Times New Roman" w:hAnsi="Times New Roman" w:cs="Times New Roman"/>
-                <w:b/>
-                <w:color w:val="000000" w:themeColor="text1"/>
-                <w:sz w:val="28"/>
-                <w:szCs w:val="28"/>
-              </w:rPr>
-              <w:t>Требования</w:t>
+              <w:t>Coder</w:t>
+            </w:r>
+            <w:r>
+              <w:t xml:space="preserve"> 2)</w:t>
             </w:r>
           </w:p>
         </w:tc>
         <w:tc>
           <w:tcPr>
-            <w:tcW w:w="3190" w:type="dxa"/>
-            <w:shd w:val="clear" w:color="auto" w:fill="D9D9D9" w:themeFill="background1" w:themeFillShade="D9"/>
-            <w:vAlign w:val="center"/>
+            <w:tcW w:w="6231" w:type="dxa"/>
           </w:tcPr>
           <w:p>
             <w:pPr>
-              <w:pStyle w:val="a5"/>
-              <w:spacing w:line="360" w:lineRule="auto"/>
-              <w:jc w:val="both"/>
-              <w:rPr>
-                <w:rFonts w:ascii="Times New Roman" w:hAnsi="Times New Roman" w:cs="Times New Roman"/>
-                <w:color w:val="000000" w:themeColor="text1"/>
-                <w:sz w:val="28"/>
-                <w:szCs w:val="28"/>
-              </w:rPr>
+              <w:tabs>
+                <w:tab w:val="left" w:pos="360"/>
+              </w:tabs>
+              <w:ind w:firstLine="0"/>
             </w:pPr>
             <w:r>
-              <w:rPr>
-                <w:rFonts w:ascii="Times New Roman" w:hAnsi="Times New Roman" w:cs="Times New Roman"/>
-                <w:color w:val="000000" w:themeColor="text1"/>
-                <w:sz w:val="28"/>
-                <w:szCs w:val="28"/>
-                <w:lang w:val="en-US"/>
-              </w:rPr>
-              <w:t xml:space="preserve">&gt;1 </w:t>
-            </w:r>
-            <w:r>
-              <w:rPr>
-                <w:rFonts w:ascii="Times New Roman" w:hAnsi="Times New Roman" w:cs="Times New Roman"/>
-                <w:color w:val="000000" w:themeColor="text1"/>
-                <w:sz w:val="28"/>
-                <w:szCs w:val="28"/>
-              </w:rPr>
-              <w:t>требованием</w:t>
+              <w:t>Участник</w:t>
+            </w:r>
+            <w:r>
+              <w:t>, ответственный за эффективную проверку</w:t>
+            </w:r>
+            <w:r>
+              <w:t xml:space="preserve"> </w:t>
+            </w:r>
+            <w:r>
+              <w:t>инспектируемого рабочего продукт</w:t>
+            </w:r>
+            <w:r>
+              <w:t>а.</w:t>
             </w:r>
           </w:p>
-        </w:tc>
-        <w:tc>
-          <w:tcPr>
-            <w:tcW w:w="3191" w:type="dxa"/>
-            <w:shd w:val="clear" w:color="auto" w:fill="D9D9D9" w:themeFill="background1" w:themeFillShade="D9"/>
-            <w:vAlign w:val="center"/>
-          </w:tcPr>
           <w:p>
             <w:pPr>
-              <w:pStyle w:val="a5"/>
-              <w:spacing w:line="360" w:lineRule="auto"/>
-              <w:jc w:val="both"/>
-              <w:rPr>
-                <w:rFonts w:ascii="Times New Roman" w:hAnsi="Times New Roman" w:cs="Times New Roman"/>
-                <w:color w:val="000000" w:themeColor="text1"/>
-                <w:sz w:val="28"/>
-                <w:szCs w:val="28"/>
-              </w:rPr>
+              <w:pStyle w:val="a3"/>
+              <w:ind w:left="0"/>
             </w:pPr>
-            <w:r>
-              <w:rPr>
-                <w:rFonts w:ascii="Times New Roman" w:hAnsi="Times New Roman" w:cs="Times New Roman"/>
-                <w:color w:val="000000" w:themeColor="text1"/>
-                <w:sz w:val="28"/>
-                <w:szCs w:val="28"/>
-                <w:lang w:val="en-US"/>
-              </w:rPr>
-              <w:t>1</w:t>
-            </w:r>
-            <w:r>
-              <w:rPr>
-                <w:rFonts w:ascii="Times New Roman" w:hAnsi="Times New Roman" w:cs="Times New Roman"/>
-                <w:color w:val="000000" w:themeColor="text1"/>
-                <w:sz w:val="28"/>
-                <w:szCs w:val="28"/>
-              </w:rPr>
-              <w:t xml:space="preserve"> требованием</w:t>
-            </w:r>
-          </w:p>
-        </w:tc>
-      </w:tr>
-      <w:tr>
-        <w:trPr>
-          <w:trHeight w:val="567"/>
-        </w:trPr>
-        <w:tc>
-          <w:tcPr>
-            <w:tcW w:w="3190" w:type="dxa"/>
-            <w:vAlign w:val="center"/>
-          </w:tcPr>
-          <w:p>
-            <w:pPr>
-              <w:pStyle w:val="a5"/>
-              <w:spacing w:line="360" w:lineRule="auto"/>
-              <w:jc w:val="both"/>
-              <w:rPr>
-                <w:rFonts w:ascii="Times New Roman" w:hAnsi="Times New Roman" w:cs="Times New Roman"/>
-                <w:b/>
-                <w:color w:val="000000" w:themeColor="text1"/>
-                <w:sz w:val="28"/>
-                <w:szCs w:val="28"/>
-              </w:rPr>
-            </w:pPr>
-            <w:r>
-              <w:rPr>
-                <w:rFonts w:ascii="Times New Roman" w:hAnsi="Times New Roman" w:cs="Times New Roman"/>
-                <w:b/>
-                <w:color w:val="000000" w:themeColor="text1"/>
-                <w:sz w:val="28"/>
-                <w:szCs w:val="28"/>
-              </w:rPr>
-              <w:t>Документы дизайна</w:t>
-            </w:r>
-          </w:p>
-        </w:tc>
-        <w:tc>
-          <w:tcPr>
-            <w:tcW w:w="3190" w:type="dxa"/>
-            <w:vAlign w:val="center"/>
-          </w:tcPr>
-          <w:p>
-            <w:pPr>
-              <w:pStyle w:val="a5"/>
-              <w:spacing w:line="360" w:lineRule="auto"/>
-              <w:jc w:val="both"/>
-              <w:rPr>
-                <w:rFonts w:ascii="Times New Roman" w:hAnsi="Times New Roman" w:cs="Times New Roman"/>
-                <w:color w:val="000000" w:themeColor="text1"/>
-                <w:sz w:val="28"/>
-                <w:szCs w:val="28"/>
-              </w:rPr>
-            </w:pPr>
-            <w:r>
-              <w:rPr>
-                <w:rFonts w:ascii="Times New Roman" w:hAnsi="Times New Roman" w:cs="Times New Roman"/>
-                <w:color w:val="000000" w:themeColor="text1"/>
-                <w:sz w:val="28"/>
-                <w:szCs w:val="28"/>
-              </w:rPr>
-              <w:t>&gt;1 объектом дизайна внешнего вида готового продукта</w:t>
-            </w:r>
-          </w:p>
-        </w:tc>
-        <w:tc>
-          <w:tcPr>
-            <w:tcW w:w="3191" w:type="dxa"/>
-            <w:vAlign w:val="center"/>
-          </w:tcPr>
-          <w:p>
-            <w:pPr>
-              <w:pStyle w:val="a5"/>
-              <w:spacing w:line="360" w:lineRule="auto"/>
-              <w:jc w:val="both"/>
-              <w:rPr>
-                <w:rFonts w:ascii="Times New Roman" w:hAnsi="Times New Roman" w:cs="Times New Roman"/>
-                <w:color w:val="000000" w:themeColor="text1"/>
-                <w:sz w:val="28"/>
-                <w:szCs w:val="28"/>
-              </w:rPr>
-            </w:pPr>
-            <w:r>
-              <w:rPr>
-                <w:rFonts w:ascii="Times New Roman" w:hAnsi="Times New Roman" w:cs="Times New Roman"/>
-                <w:color w:val="000000" w:themeColor="text1"/>
-                <w:sz w:val="28"/>
-                <w:szCs w:val="28"/>
-              </w:rPr>
-              <w:t>1 объектом дизайна внешнего вида готового продукта (изображение)</w:t>
-            </w:r>
-          </w:p>
-        </w:tc>
-      </w:tr>
-      <w:tr>
-        <w:trPr>
-          <w:trHeight w:val="567"/>
-        </w:trPr>
-        <w:tc>
-          <w:tcPr>
-            <w:tcW w:w="3190" w:type="dxa"/>
-            <w:shd w:val="clear" w:color="auto" w:fill="D9D9D9" w:themeFill="background1" w:themeFillShade="D9"/>
-            <w:vAlign w:val="center"/>
-          </w:tcPr>
-          <w:p>
-            <w:pPr>
-              <w:pStyle w:val="a5"/>
-              <w:spacing w:line="360" w:lineRule="auto"/>
-              <w:jc w:val="both"/>
-              <w:rPr>
-                <w:rFonts w:ascii="Times New Roman" w:hAnsi="Times New Roman" w:cs="Times New Roman"/>
-                <w:b/>
-                <w:color w:val="000000" w:themeColor="text1"/>
-                <w:sz w:val="28"/>
-                <w:szCs w:val="28"/>
-              </w:rPr>
-            </w:pPr>
-            <w:r>
-              <w:rPr>
-                <w:rFonts w:ascii="Times New Roman" w:hAnsi="Times New Roman" w:cs="Times New Roman"/>
-                <w:b/>
-                <w:color w:val="000000" w:themeColor="text1"/>
-                <w:sz w:val="28"/>
-                <w:szCs w:val="28"/>
-              </w:rPr>
-              <w:t>Код</w:t>
-            </w:r>
-          </w:p>
-        </w:tc>
-        <w:tc>
-          <w:tcPr>
-            <w:tcW w:w="3190" w:type="dxa"/>
-            <w:shd w:val="clear" w:color="auto" w:fill="D9D9D9" w:themeFill="background1" w:themeFillShade="D9"/>
-            <w:vAlign w:val="center"/>
-          </w:tcPr>
-          <w:p>
-            <w:pPr>
-              <w:pStyle w:val="a5"/>
-              <w:spacing w:line="360" w:lineRule="auto"/>
-              <w:jc w:val="both"/>
-              <w:rPr>
-                <w:rFonts w:ascii="Times New Roman" w:hAnsi="Times New Roman" w:cs="Times New Roman"/>
-                <w:color w:val="000000" w:themeColor="text1"/>
-                <w:sz w:val="28"/>
-                <w:szCs w:val="28"/>
-              </w:rPr>
-            </w:pPr>
-            <w:r>
-              <w:rPr>
-                <w:rFonts w:ascii="Times New Roman" w:hAnsi="Times New Roman" w:cs="Times New Roman"/>
-                <w:color w:val="000000" w:themeColor="text1"/>
-                <w:sz w:val="28"/>
-                <w:szCs w:val="28"/>
-                <w:lang w:val="en-US"/>
-              </w:rPr>
-              <w:t xml:space="preserve">&gt;7 </w:t>
-            </w:r>
-            <w:r>
-              <w:rPr>
-                <w:rFonts w:ascii="Times New Roman" w:hAnsi="Times New Roman" w:cs="Times New Roman"/>
-                <w:color w:val="000000" w:themeColor="text1"/>
-                <w:sz w:val="28"/>
-                <w:szCs w:val="28"/>
-              </w:rPr>
-              <w:t>строчками</w:t>
-            </w:r>
-          </w:p>
-        </w:tc>
-        <w:tc>
-          <w:tcPr>
-            <w:tcW w:w="3191" w:type="dxa"/>
-            <w:shd w:val="clear" w:color="auto" w:fill="D9D9D9" w:themeFill="background1" w:themeFillShade="D9"/>
-            <w:vAlign w:val="center"/>
-          </w:tcPr>
-          <w:p>
-            <w:pPr>
-              <w:pStyle w:val="a5"/>
-              <w:spacing w:line="360" w:lineRule="auto"/>
-              <w:jc w:val="both"/>
-              <w:rPr>
-                <w:rFonts w:ascii="Times New Roman" w:hAnsi="Times New Roman" w:cs="Times New Roman"/>
-                <w:color w:val="000000" w:themeColor="text1"/>
-                <w:sz w:val="28"/>
-                <w:szCs w:val="28"/>
-              </w:rPr>
-            </w:pPr>
-            <w:r>
-              <w:rPr>
-                <w:rFonts w:ascii="Times New Roman" w:hAnsi="Times New Roman" w:cs="Times New Roman"/>
-                <w:color w:val="000000" w:themeColor="text1"/>
-                <w:sz w:val="28"/>
-                <w:szCs w:val="28"/>
-                <w:lang w:val="en-US"/>
-              </w:rPr>
-              <w:t xml:space="preserve">&lt;8 </w:t>
-            </w:r>
-            <w:r>
-              <w:rPr>
-                <w:rFonts w:ascii="Times New Roman" w:hAnsi="Times New Roman" w:cs="Times New Roman"/>
-                <w:color w:val="000000" w:themeColor="text1"/>
-                <w:sz w:val="28"/>
-                <w:szCs w:val="28"/>
-              </w:rPr>
-              <w:t>строчками</w:t>
-            </w:r>
-          </w:p>
-        </w:tc>
-      </w:tr>
-      <w:tr>
-        <w:trPr>
-          <w:trHeight w:val="567"/>
-        </w:trPr>
-        <w:tc>
-          <w:tcPr>
-            <w:tcW w:w="3190" w:type="dxa"/>
-            <w:vAlign w:val="center"/>
-          </w:tcPr>
-          <w:p>
-            <w:pPr>
-              <w:pStyle w:val="a5"/>
-              <w:spacing w:line="360" w:lineRule="auto"/>
-              <w:jc w:val="both"/>
-              <w:rPr>
-                <w:rFonts w:ascii="Times New Roman" w:hAnsi="Times New Roman" w:cs="Times New Roman"/>
-                <w:b/>
-                <w:color w:val="000000" w:themeColor="text1"/>
-                <w:sz w:val="28"/>
-                <w:szCs w:val="28"/>
-              </w:rPr>
-            </w:pPr>
-            <w:r>
-              <w:rPr>
-                <w:rFonts w:ascii="Times New Roman" w:hAnsi="Times New Roman" w:cs="Times New Roman"/>
-                <w:b/>
-                <w:color w:val="000000" w:themeColor="text1"/>
-                <w:sz w:val="28"/>
-                <w:szCs w:val="28"/>
-              </w:rPr>
-              <w:t>Тесты</w:t>
-            </w:r>
-          </w:p>
-        </w:tc>
-        <w:tc>
-          <w:tcPr>
-            <w:tcW w:w="3190" w:type="dxa"/>
-            <w:vAlign w:val="center"/>
-          </w:tcPr>
-          <w:p>
-            <w:pPr>
-              <w:pStyle w:val="a5"/>
-              <w:spacing w:line="360" w:lineRule="auto"/>
-              <w:jc w:val="both"/>
-              <w:rPr>
-                <w:rFonts w:ascii="Times New Roman" w:hAnsi="Times New Roman" w:cs="Times New Roman"/>
-                <w:color w:val="000000" w:themeColor="text1"/>
-                <w:sz w:val="28"/>
-                <w:szCs w:val="28"/>
-              </w:rPr>
-            </w:pPr>
-            <w:r>
-              <w:rPr>
-                <w:rFonts w:ascii="Times New Roman" w:hAnsi="Times New Roman" w:cs="Times New Roman"/>
-                <w:color w:val="000000" w:themeColor="text1"/>
-                <w:sz w:val="28"/>
-                <w:szCs w:val="28"/>
-                <w:lang w:val="en-US"/>
-              </w:rPr>
-              <w:t xml:space="preserve">&gt;3 </w:t>
-            </w:r>
-            <w:r>
-              <w:rPr>
-                <w:rFonts w:ascii="Times New Roman" w:hAnsi="Times New Roman" w:cs="Times New Roman"/>
-                <w:color w:val="000000" w:themeColor="text1"/>
-                <w:sz w:val="28"/>
-                <w:szCs w:val="28"/>
-              </w:rPr>
-              <w:t>тестами</w:t>
-            </w:r>
-          </w:p>
-        </w:tc>
-        <w:tc>
-          <w:tcPr>
-            <w:tcW w:w="3191" w:type="dxa"/>
-            <w:vAlign w:val="center"/>
-          </w:tcPr>
-          <w:p>
-            <w:pPr>
-              <w:pStyle w:val="a5"/>
-              <w:spacing w:line="360" w:lineRule="auto"/>
-              <w:jc w:val="both"/>
-              <w:rPr>
-                <w:rFonts w:ascii="Times New Roman" w:hAnsi="Times New Roman" w:cs="Times New Roman"/>
-                <w:color w:val="000000" w:themeColor="text1"/>
-                <w:sz w:val="28"/>
-                <w:szCs w:val="28"/>
-              </w:rPr>
-            </w:pPr>
-            <w:r>
-              <w:rPr>
-                <w:rFonts w:ascii="Times New Roman" w:hAnsi="Times New Roman" w:cs="Times New Roman"/>
-                <w:color w:val="000000" w:themeColor="text1"/>
-                <w:sz w:val="28"/>
-                <w:szCs w:val="28"/>
-                <w:lang w:val="en-US"/>
-              </w:rPr>
-              <w:t>&lt; 4</w:t>
-            </w:r>
-            <w:r>
-              <w:rPr>
-                <w:rFonts w:ascii="Times New Roman" w:hAnsi="Times New Roman" w:cs="Times New Roman"/>
-                <w:color w:val="000000" w:themeColor="text1"/>
-                <w:sz w:val="28"/>
-                <w:szCs w:val="28"/>
-              </w:rPr>
-              <w:t>тестами</w:t>
-            </w:r>
           </w:p>
         </w:tc>
       </w:tr>
@@ -1390,72 +1000,8 @@
           <w:szCs w:val="28"/>
         </w:rPr>
       </w:pPr>
-      <w:bookmarkStart w:id="8" w:name="_Toc185862662"/>
-      <w:r>
-        <w:rPr>
-          <w:rFonts w:ascii="Times New Roman" w:hAnsi="Times New Roman" w:cs="Times New Roman"/>
-          <w:color w:val="000000" w:themeColor="text1"/>
-          <w:sz w:val="28"/>
-          <w:szCs w:val="28"/>
-        </w:rPr>
-        <w:lastRenderedPageBreak/>
-        <w:t>Перечень ролей участников инспекции и их обязанности</w:t>
-      </w:r>
-      <w:bookmarkEnd w:id="8"/>
-    </w:p>
-    <w:p>
-      <w:pPr>
-        <w:rPr>
-          <w:color w:val="000000" w:themeColor="text1"/>
-        </w:rPr>
-      </w:pPr>
-      <w:r>
-        <w:rPr>
-          <w:color w:val="000000" w:themeColor="text1"/>
-        </w:rPr>
-        <w:t>Автор (</w:t>
-      </w:r>
-      <w:proofErr w:type="spellStart"/>
-      <w:r>
-        <w:rPr>
-          <w:color w:val="000000" w:themeColor="text1"/>
-        </w:rPr>
-        <w:t>Author</w:t>
-      </w:r>
-      <w:proofErr w:type="spellEnd"/>
-      <w:r>
-        <w:rPr>
-          <w:color w:val="000000" w:themeColor="text1"/>
-        </w:rPr>
-        <w:t>) – сотрудник, разработавший инспектируемый рабочий продукт, либо сделавший инспектируемые изменения в существующем рабочем продукте.</w:t>
-      </w:r>
-    </w:p>
-    <w:p>
-      <w:pPr>
-        <w:rPr>
-          <w:color w:val="000000" w:themeColor="text1"/>
-        </w:rPr>
-      </w:pPr>
-      <w:r>
-        <w:rPr>
-          <w:color w:val="000000" w:themeColor="text1"/>
-        </w:rPr>
-        <w:t>Инспектор (</w:t>
-      </w:r>
-      <w:proofErr w:type="spellStart"/>
-      <w:r>
-        <w:rPr>
-          <w:color w:val="000000" w:themeColor="text1"/>
-        </w:rPr>
-        <w:t>Inspector</w:t>
-      </w:r>
-      <w:proofErr w:type="spellEnd"/>
-      <w:r>
-        <w:rPr>
-          <w:color w:val="000000" w:themeColor="text1"/>
-        </w:rPr>
-        <w:t>) – сотрудник, ответственный за эффективную проверку инспектируемого рабочего продукта.</w:t>
-      </w:r>
+      <w:bookmarkStart w:id="8" w:name="_Toc185862663"/>
+      <w:bookmarkEnd w:id="6"/>
     </w:p>
     <w:p>
       <w:pPr>
@@ -1468,7 +1014,6 @@
           <w:szCs w:val="28"/>
         </w:rPr>
       </w:pPr>
-      <w:bookmarkStart w:id="9" w:name="_Toc185862663"/>
       <w:r>
         <w:rPr>
           <w:rFonts w:ascii="Times New Roman" w:hAnsi="Times New Roman" w:cs="Times New Roman"/>
@@ -1478,7 +1023,7 @@
         </w:rPr>
         <w:t>Этапы инспекции</w:t>
       </w:r>
-      <w:bookmarkEnd w:id="9"/>
+      <w:bookmarkEnd w:id="8"/>
     </w:p>
     <w:p>
       <w:pPr>
@@ -1500,7 +1045,7 @@
           <w:szCs w:val="28"/>
         </w:rPr>
       </w:pPr>
-      <w:bookmarkStart w:id="10" w:name="_Toc185862664"/>
+      <w:bookmarkStart w:id="9" w:name="_Toc185862664"/>
       <w:r>
         <w:rPr>
           <w:rFonts w:ascii="Times New Roman" w:hAnsi="Times New Roman" w:cs="Times New Roman"/>
@@ -1510,7 +1055,7 @@
         </w:rPr>
         <w:t>Планирование инспекции.</w:t>
       </w:r>
-      <w:bookmarkEnd w:id="10"/>
+      <w:bookmarkEnd w:id="9"/>
     </w:p>
     <w:p>
       <w:pPr>
@@ -1525,7 +1070,7 @@
           <w:szCs w:val="28"/>
         </w:rPr>
       </w:pPr>
-      <w:bookmarkStart w:id="11" w:name="_Toc185862665"/>
+      <w:bookmarkStart w:id="10" w:name="_Toc185862665"/>
       <w:r>
         <w:rPr>
           <w:rFonts w:ascii="Times New Roman" w:hAnsi="Times New Roman" w:cs="Times New Roman"/>
@@ -1535,7 +1080,7 @@
         </w:rPr>
         <w:t>При планировании инспекции коллективно выбирается дата, время, формат (очный или заочный) и платформа (при заочной инспекции) проведения инспекции.</w:t>
       </w:r>
-      <w:bookmarkEnd w:id="11"/>
+      <w:bookmarkEnd w:id="10"/>
     </w:p>
     <w:p>
       <w:pPr>
@@ -1557,7 +1102,7 @@
           <w:szCs w:val="28"/>
         </w:rPr>
       </w:pPr>
-      <w:bookmarkStart w:id="12" w:name="_Toc185862666"/>
+      <w:bookmarkStart w:id="11" w:name="_Toc185862666"/>
       <w:r>
         <w:rPr>
           <w:rFonts w:ascii="Times New Roman" w:hAnsi="Times New Roman" w:cs="Times New Roman"/>
@@ -1567,7 +1112,7 @@
         </w:rPr>
         <w:t>Подготовка к инспекции.</w:t>
       </w:r>
-      <w:bookmarkEnd w:id="12"/>
+      <w:bookmarkEnd w:id="11"/>
     </w:p>
     <w:p>
       <w:pPr>
@@ -1582,17 +1127,18 @@
           <w:szCs w:val="28"/>
         </w:rPr>
       </w:pPr>
-      <w:bookmarkStart w:id="13" w:name="_Toc185862667"/>
-      <w:r>
-        <w:rPr>
-          <w:rFonts w:ascii="Times New Roman" w:hAnsi="Times New Roman" w:cs="Times New Roman"/>
-          <w:color w:val="000000" w:themeColor="text1"/>
-          <w:sz w:val="28"/>
-          <w:szCs w:val="28"/>
-        </w:rPr>
+      <w:bookmarkStart w:id="12" w:name="_Toc185862667"/>
+      <w:r>
+        <w:rPr>
+          <w:rFonts w:ascii="Times New Roman" w:hAnsi="Times New Roman" w:cs="Times New Roman"/>
+          <w:color w:val="000000" w:themeColor="text1"/>
+          <w:sz w:val="28"/>
+          <w:szCs w:val="28"/>
+        </w:rPr>
+        <w:lastRenderedPageBreak/>
         <w:t>Инспектор самостоятельно изучает предоставленный для инспекции рабочий продукт, используя накопленный опыт и стандарты.</w:t>
       </w:r>
-      <w:bookmarkEnd w:id="13"/>
+      <w:bookmarkEnd w:id="12"/>
     </w:p>
     <w:p>
       <w:pPr>
@@ -1614,7 +1160,7 @@
           <w:szCs w:val="28"/>
         </w:rPr>
       </w:pPr>
-      <w:bookmarkStart w:id="14" w:name="_Toc185862668"/>
+      <w:bookmarkStart w:id="13" w:name="_Toc185862668"/>
       <w:r>
         <w:rPr>
           <w:rFonts w:ascii="Times New Roman" w:hAnsi="Times New Roman" w:cs="Times New Roman"/>
@@ -1624,7 +1170,7 @@
         </w:rPr>
         <w:t>Собрание по инспекции.</w:t>
       </w:r>
-      <w:bookmarkEnd w:id="14"/>
+      <w:bookmarkEnd w:id="13"/>
     </w:p>
     <w:p>
       <w:pPr>
@@ -1639,7 +1185,7 @@
           <w:szCs w:val="28"/>
         </w:rPr>
       </w:pPr>
-      <w:bookmarkStart w:id="15" w:name="_Toc185862669"/>
+      <w:bookmarkStart w:id="14" w:name="_Toc185862669"/>
       <w:r>
         <w:rPr>
           <w:rFonts w:ascii="Times New Roman" w:hAnsi="Times New Roman" w:cs="Times New Roman"/>
@@ -1649,7 +1195,7 @@
         </w:rPr>
         <w:t>На собрании происходит обсуждение замечаний и рекомендаций инспектора по рабочему продукту. На собрании по инспекции обязательно присутствует инспектор и автор рабочего продукта, требующего инспекции. Присутствие остальных участников команды разработки по желанию.</w:t>
       </w:r>
-      <w:bookmarkEnd w:id="15"/>
+      <w:bookmarkEnd w:id="14"/>
     </w:p>
     <w:p>
       <w:pPr>
@@ -1671,7 +1217,7 @@
           <w:szCs w:val="28"/>
         </w:rPr>
       </w:pPr>
-      <w:bookmarkStart w:id="16" w:name="_Toc185862670"/>
+      <w:bookmarkStart w:id="15" w:name="_Toc185862670"/>
       <w:r>
         <w:rPr>
           <w:rFonts w:ascii="Times New Roman" w:hAnsi="Times New Roman" w:cs="Times New Roman"/>
@@ -1681,7 +1227,7 @@
         </w:rPr>
         <w:t>Завершение инспекции.</w:t>
       </w:r>
-      <w:bookmarkEnd w:id="16"/>
+      <w:bookmarkEnd w:id="15"/>
     </w:p>
     <w:p>
       <w:pPr>
@@ -1696,7 +1242,7 @@
           <w:szCs w:val="28"/>
         </w:rPr>
       </w:pPr>
-      <w:bookmarkStart w:id="17" w:name="_Toc185862671"/>
+      <w:bookmarkStart w:id="16" w:name="_Toc185862671"/>
       <w:r>
         <w:rPr>
           <w:rFonts w:ascii="Times New Roman" w:hAnsi="Times New Roman" w:cs="Times New Roman"/>
@@ -1726,7 +1272,7 @@
         </w:rPr>
         <w:t>» ветку.</w:t>
       </w:r>
-      <w:bookmarkEnd w:id="17"/>
+      <w:bookmarkEnd w:id="16"/>
     </w:p>
     <w:p>
       <w:pPr>
@@ -1739,7 +1285,7 @@
           <w:szCs w:val="28"/>
         </w:rPr>
       </w:pPr>
-      <w:bookmarkStart w:id="18" w:name="_Toc185862672"/>
+      <w:bookmarkStart w:id="17" w:name="_Toc185862672"/>
       <w:r>
         <w:rPr>
           <w:rFonts w:ascii="Times New Roman" w:hAnsi="Times New Roman" w:cs="Times New Roman"/>
@@ -1749,7 +1295,7 @@
         </w:rPr>
         <w:t>Перечень статусов и степени важности замечаний</w:t>
       </w:r>
-      <w:bookmarkEnd w:id="18"/>
+      <w:bookmarkEnd w:id="17"/>
     </w:p>
     <w:p>
       <w:pPr>
@@ -1893,7 +1439,6 @@
         <w:rPr>
           <w:color w:val="000000" w:themeColor="text1"/>
         </w:rPr>
-        <w:lastRenderedPageBreak/>
         <w:t>Другие (</w:t>
       </w:r>
       <w:proofErr w:type="spellStart"/>
@@ -1949,7 +1494,7 @@
           <w:szCs w:val="28"/>
         </w:rPr>
       </w:pPr>
-      <w:bookmarkStart w:id="19" w:name="_Toc185862673"/>
+      <w:bookmarkStart w:id="18" w:name="_Toc185862673"/>
       <w:r>
         <w:rPr>
           <w:rFonts w:ascii="Times New Roman" w:hAnsi="Times New Roman" w:cs="Times New Roman"/>
@@ -1959,7 +1504,7 @@
         </w:rPr>
         <w:t>Метрики, характеризующие эффективность инспекций</w:t>
       </w:r>
-      <w:bookmarkEnd w:id="19"/>
+      <w:bookmarkEnd w:id="18"/>
     </w:p>
     <w:p>
       <w:pPr>
@@ -2065,6 +1610,7 @@
         <w:rPr>
           <w:color w:val="000000" w:themeColor="text1"/>
         </w:rPr>
+        <w:lastRenderedPageBreak/>
         <w:t>Единица измерения – &lt;страница, требование, LOC, тест&gt; / час</w:t>
       </w:r>
     </w:p>
@@ -2091,8 +1637,8 @@
           <w:color w:val="000000" w:themeColor="text1"/>
         </w:rPr>
       </w:pPr>
-      <w:bookmarkStart w:id="20" w:name="_Toc124728868"/>
-      <w:bookmarkStart w:id="21" w:name="_Toc185862674"/>
+      <w:bookmarkStart w:id="19" w:name="_Toc124728868"/>
+      <w:bookmarkStart w:id="20" w:name="_Toc185862674"/>
       <w:r>
         <w:rPr>
           <w:color w:val="000000" w:themeColor="text1"/>
@@ -2100,8 +1646,8 @@
         <w:lastRenderedPageBreak/>
         <w:t>3 Модель состояний задач</w:t>
       </w:r>
+      <w:bookmarkEnd w:id="19"/>
       <w:bookmarkEnd w:id="20"/>
-      <w:bookmarkEnd w:id="21"/>
     </w:p>
     <w:p>
       <w:pPr>
@@ -2127,7 +1673,7 @@
           <w:szCs w:val="28"/>
         </w:rPr>
       </w:pPr>
-      <w:bookmarkStart w:id="22" w:name="_Toc185862675"/>
+      <w:bookmarkStart w:id="21" w:name="_Toc185862675"/>
       <w:r>
         <w:rPr>
           <w:rFonts w:ascii="Times New Roman" w:hAnsi="Times New Roman" w:cs="Times New Roman"/>
@@ -2137,7 +1683,7 @@
         </w:rPr>
         <w:t>Перечень состояний задач:</w:t>
       </w:r>
-      <w:bookmarkEnd w:id="22"/>
+      <w:bookmarkEnd w:id="21"/>
     </w:p>
     <w:p>
       <w:pPr>
@@ -2159,7 +1705,7 @@
           <w:szCs w:val="28"/>
         </w:rPr>
       </w:pPr>
-      <w:bookmarkStart w:id="23" w:name="_Toc185862676"/>
+      <w:bookmarkStart w:id="22" w:name="_Toc185862676"/>
       <w:proofErr w:type="spellStart"/>
       <w:r>
         <w:rPr>
@@ -2180,7 +1726,7 @@
         </w:rPr>
         <w:t xml:space="preserve"> – новая подзадача.</w:t>
       </w:r>
-      <w:bookmarkEnd w:id="23"/>
+      <w:bookmarkEnd w:id="22"/>
     </w:p>
     <w:p>
       <w:pPr>
@@ -2202,7 +1748,7 @@
           <w:szCs w:val="28"/>
         </w:rPr>
       </w:pPr>
-      <w:bookmarkStart w:id="24" w:name="_Toc185862677"/>
+      <w:bookmarkStart w:id="23" w:name="_Toc185862677"/>
       <w:proofErr w:type="spellStart"/>
       <w:r>
         <w:rPr>
@@ -2223,7 +1769,7 @@
         </w:rPr>
         <w:t xml:space="preserve"> – в процессе анализа. В это состояние подзадачу переводит сотрудник после того, как начнёт её анализ.</w:t>
       </w:r>
-      <w:bookmarkEnd w:id="24"/>
+      <w:bookmarkEnd w:id="23"/>
     </w:p>
     <w:p>
       <w:pPr>
@@ -2245,7 +1791,7 @@
           <w:szCs w:val="28"/>
         </w:rPr>
       </w:pPr>
-      <w:bookmarkStart w:id="25" w:name="_Toc185862678"/>
+      <w:bookmarkStart w:id="24" w:name="_Toc185862678"/>
       <w:proofErr w:type="spellStart"/>
       <w:r>
         <w:rPr>
@@ -2266,7 +1812,7 @@
         </w:rPr>
         <w:t xml:space="preserve"> – в данном случае имеет значение «переданный на дальнейшую разработку». В это состояние задача переводится CCB после анализа при назначении задачи на разработку конкретному сотруднику.</w:t>
       </w:r>
-      <w:bookmarkEnd w:id="25"/>
+      <w:bookmarkEnd w:id="24"/>
     </w:p>
     <w:p>
       <w:pPr>
@@ -2288,7 +1834,7 @@
           <w:szCs w:val="28"/>
         </w:rPr>
       </w:pPr>
-      <w:bookmarkStart w:id="26" w:name="_Toc185862679"/>
+      <w:bookmarkStart w:id="25" w:name="_Toc185862679"/>
       <w:proofErr w:type="spellStart"/>
       <w:r>
         <w:rPr>
@@ -2329,7 +1875,7 @@
         </w:rPr>
         <w:t>, при начале работы по кодированию, связанному с задачей.</w:t>
       </w:r>
-      <w:bookmarkEnd w:id="26"/>
+      <w:bookmarkEnd w:id="25"/>
     </w:p>
     <w:p>
       <w:pPr>
@@ -2351,7 +1897,7 @@
           <w:szCs w:val="28"/>
         </w:rPr>
       </w:pPr>
-      <w:bookmarkStart w:id="27" w:name="_Toc185862680"/>
+      <w:bookmarkStart w:id="26" w:name="_Toc185862680"/>
       <w:proofErr w:type="spellStart"/>
       <w:r>
         <w:rPr>
@@ -2372,7 +1918,7 @@
         </w:rPr>
         <w:t xml:space="preserve"> – проинспектировано. В это состояние задача переводится сотрудником-разработчиком после завершения кодирования и инспектирования изменений рабочего продукта.</w:t>
       </w:r>
-      <w:bookmarkEnd w:id="27"/>
+      <w:bookmarkEnd w:id="26"/>
     </w:p>
     <w:p>
       <w:pPr>
@@ -2394,7 +1940,7 @@
           <w:szCs w:val="28"/>
         </w:rPr>
       </w:pPr>
-      <w:bookmarkStart w:id="28" w:name="_Toc185862681"/>
+      <w:bookmarkStart w:id="27" w:name="_Toc185862681"/>
       <w:proofErr w:type="spellStart"/>
       <w:r>
         <w:rPr>
@@ -2435,7 +1981,7 @@
         </w:rPr>
         <w:t>. Переводится сотрудником, осуществляющим интеграцию изменений в основную ветку рабочего продукта после успешной интеграции этих изменений.</w:t>
       </w:r>
-      <w:bookmarkEnd w:id="28"/>
+      <w:bookmarkEnd w:id="27"/>
     </w:p>
     <w:p>
       <w:pPr>
@@ -2457,7 +2003,7 @@
           <w:szCs w:val="28"/>
         </w:rPr>
       </w:pPr>
-      <w:bookmarkStart w:id="29" w:name="_Toc185862682"/>
+      <w:bookmarkStart w:id="28" w:name="_Toc185862682"/>
       <w:proofErr w:type="spellStart"/>
       <w:r>
         <w:rPr>
@@ -2498,7 +2044,7 @@
         </w:rPr>
         <w:t>).</w:t>
       </w:r>
-      <w:bookmarkEnd w:id="29"/>
+      <w:bookmarkEnd w:id="28"/>
     </w:p>
     <w:p>
       <w:pPr>
@@ -2520,7 +2066,7 @@
           <w:szCs w:val="28"/>
         </w:rPr>
       </w:pPr>
-      <w:bookmarkStart w:id="30" w:name="_Toc185862683"/>
+      <w:bookmarkStart w:id="29" w:name="_Toc185862683"/>
       <w:proofErr w:type="spellStart"/>
       <w:r>
         <w:rPr>
@@ -2541,7 +2087,7 @@
         </w:rPr>
         <w:t xml:space="preserve"> – закрыто. В это состояние задача переводится CCB по результатам отчёта о тестировании сделанных изменений.</w:t>
       </w:r>
-      <w:bookmarkEnd w:id="30"/>
+      <w:bookmarkEnd w:id="29"/>
     </w:p>
     <w:p>
       <w:pPr>
@@ -2554,7 +2100,7 @@
           <w:szCs w:val="28"/>
         </w:rPr>
       </w:pPr>
-      <w:bookmarkStart w:id="31" w:name="_Toc185862684"/>
+      <w:bookmarkStart w:id="30" w:name="_Toc185862684"/>
       <w:r>
         <w:rPr>
           <w:rFonts w:ascii="Times New Roman" w:hAnsi="Times New Roman" w:cs="Times New Roman"/>
@@ -2564,7 +2110,7 @@
         </w:rPr>
         <w:t>Правила создания новой задачи</w:t>
       </w:r>
-      <w:bookmarkEnd w:id="31"/>
+      <w:bookmarkEnd w:id="30"/>
     </w:p>
     <w:p>
       <w:pPr>
@@ -2657,7 +2203,7 @@
           <w:szCs w:val="28"/>
         </w:rPr>
       </w:pPr>
-      <w:bookmarkStart w:id="32" w:name="_Toc185862685"/>
+      <w:bookmarkStart w:id="31" w:name="_Toc185862685"/>
       <w:r>
         <w:rPr>
           <w:rFonts w:ascii="Times New Roman" w:hAnsi="Times New Roman" w:cs="Times New Roman"/>
@@ -2667,7 +2213,7 @@
         </w:rPr>
         <w:t>Правила перехода задачи из состояния в состояние</w:t>
       </w:r>
-      <w:bookmarkEnd w:id="32"/>
+      <w:bookmarkEnd w:id="31"/>
     </w:p>
     <w:p>
       <w:pPr>
@@ -2707,33 +2253,25 @@
           <w:color w:val="000000" w:themeColor="text1"/>
         </w:rPr>
       </w:pPr>
-      <w:bookmarkStart w:id="33" w:name="_Toc185862686"/>
+      <w:bookmarkStart w:id="32" w:name="_Toc185862686"/>
       <w:r>
         <w:rPr>
           <w:color w:val="000000" w:themeColor="text1"/>
         </w:rPr>
         <w:lastRenderedPageBreak/>
-        <w:t>4</w:t>
-      </w:r>
-      <w:r>
-        <w:rPr>
-          <w:color w:val="000000" w:themeColor="text1"/>
-        </w:rPr>
-        <w:t xml:space="preserve"> </w:t>
-      </w:r>
-      <w:r>
-        <w:rPr>
-          <w:color w:val="000000" w:themeColor="text1"/>
-        </w:rPr>
-        <w:t>Презентация проекта</w:t>
-      </w:r>
-      <w:bookmarkEnd w:id="33"/>
+        <w:t>4 Презентация проекта</w:t>
+      </w:r>
+      <w:bookmarkEnd w:id="32"/>
     </w:p>
     <w:p>
       <w:pPr>
         <w:jc w:val="center"/>
       </w:pPr>
       <w:r>
+        <w:rPr>
+          <w:noProof/>
+          <w:lang w:eastAsia="ru-RU"/>
+        </w:rPr>
         <w:drawing>
           <wp:inline distT="0" distB="0" distL="0" distR="0" wp14:anchorId="39661412" wp14:editId="219EBC64">
             <wp:extent cx="5940425" cy="2952750"/>
@@ -2778,6 +2316,7 @@
       <w:r>
         <w:rPr>
           <w:noProof/>
+          <w:lang w:eastAsia="ru-RU"/>
         </w:rPr>
         <mc:AlternateContent>
           <mc:Choice Requires="wps">
@@ -2916,9 +2455,11 @@
       <w:r>
         <w:rPr>
           <w:rFonts w:ascii="Times New Roman" w:hAnsi="Times New Roman" w:cs="Times New Roman"/>
-          <w:color w:val="000000" w:themeColor="text1"/>
-          <w:sz w:val="28"/>
-          <w:szCs w:val="28"/>
+          <w:noProof/>
+          <w:color w:val="000000" w:themeColor="text1"/>
+          <w:sz w:val="28"/>
+          <w:szCs w:val="28"/>
+          <w:lang w:eastAsia="ru-RU"/>
         </w:rPr>
         <w:drawing>
           <wp:inline distT="0" distB="0" distL="0" distR="0" wp14:anchorId="4947CCE0" wp14:editId="216A6D85">
@@ -2965,10 +2506,7 @@
         <w:t>Рисунок 3</w:t>
       </w:r>
       <w:r>
-        <w:t xml:space="preserve"> – </w:t>
-      </w:r>
-      <w:r>
-        <w:t>Описание проекта</w:t>
+        <w:t xml:space="preserve"> – Описание проекта</w:t>
       </w:r>
     </w:p>
     <w:p>
@@ -2977,6 +2515,10 @@
         <w:jc w:val="center"/>
       </w:pPr>
       <w:r>
+        <w:rPr>
+          <w:noProof/>
+          <w:lang w:eastAsia="ru-RU"/>
+        </w:rPr>
         <w:lastRenderedPageBreak/>
         <w:drawing>
           <wp:inline distT="0" distB="0" distL="0" distR="0" wp14:anchorId="280FA332" wp14:editId="3D186F07">
@@ -3023,10 +2565,7 @@
         <w:t>Рисунок 4</w:t>
       </w:r>
       <w:r>
-        <w:t xml:space="preserve"> – </w:t>
-      </w:r>
-      <w:r>
-        <w:t>Преимущества проекта</w:t>
+        <w:t xml:space="preserve"> – Преимущества проекта</w:t>
       </w:r>
     </w:p>
     <w:p>
@@ -3035,6 +2574,10 @@
         <w:jc w:val="center"/>
       </w:pPr>
       <w:r>
+        <w:rPr>
+          <w:noProof/>
+          <w:lang w:eastAsia="ru-RU"/>
+        </w:rPr>
         <w:drawing>
           <wp:inline distT="0" distB="0" distL="0" distR="0" wp14:anchorId="4D1767B2" wp14:editId="5415428D">
             <wp:extent cx="6210300" cy="3215005"/>
@@ -3080,10 +2623,7 @@
         <w:t xml:space="preserve">Рисунок 5 </w:t>
       </w:r>
       <w:r>
-        <w:t xml:space="preserve">– </w:t>
-      </w:r>
-      <w:r>
-        <w:t>Возможные доработки</w:t>
+        <w:t>– Возможные доработки</w:t>
       </w:r>
     </w:p>
     <w:p>
@@ -3092,6 +2632,10 @@
         <w:jc w:val="center"/>
       </w:pPr>
       <w:r>
+        <w:rPr>
+          <w:noProof/>
+          <w:lang w:eastAsia="ru-RU"/>
+        </w:rPr>
         <w:lastRenderedPageBreak/>
         <w:drawing>
           <wp:inline distT="0" distB="0" distL="0" distR="0" wp14:anchorId="6D036B0F" wp14:editId="185E899A">
@@ -3141,10 +2685,7 @@
         <w:t>сунок 6</w:t>
       </w:r>
       <w:r>
-        <w:t xml:space="preserve"> – </w:t>
-      </w:r>
-      <w:r>
-        <w:t>Примерный прототип</w:t>
+        <w:t xml:space="preserve"> – Примерный прототип</w:t>
       </w:r>
     </w:p>
     <w:p/>
@@ -3177,14 +2718,14 @@
         <w:ind w:firstLine="709"/>
         <w:jc w:val="both"/>
       </w:pPr>
-      <w:bookmarkStart w:id="34" w:name="_Toc124728870"/>
-      <w:bookmarkStart w:id="35" w:name="_Toc185862687"/>
+      <w:bookmarkStart w:id="33" w:name="_Toc124728870"/>
+      <w:bookmarkStart w:id="34" w:name="_Toc185862687"/>
       <w:r>
         <w:lastRenderedPageBreak/>
         <w:t>5 Требований к проекту</w:t>
       </w:r>
+      <w:bookmarkEnd w:id="33"/>
       <w:bookmarkEnd w:id="34"/>
-      <w:bookmarkEnd w:id="35"/>
     </w:p>
     <w:p>
       <w:pPr>
@@ -3384,11 +2925,11 @@
         <w:ind w:firstLine="709"/>
         <w:jc w:val="both"/>
       </w:pPr>
-      <w:bookmarkStart w:id="36" w:name="_Toc185862688"/>
+      <w:bookmarkStart w:id="35" w:name="_Toc185862688"/>
       <w:r>
         <w:t>Матрица требований к подсистемам</w:t>
       </w:r>
-      <w:bookmarkEnd w:id="36"/>
+      <w:bookmarkEnd w:id="35"/>
     </w:p>
     <w:tbl>
       <w:tblPr>
@@ -4243,7 +3784,7 @@
           <w:szCs w:val="28"/>
         </w:rPr>
       </w:pPr>
-      <w:bookmarkStart w:id="37" w:name="_Toc185862689"/>
+      <w:bookmarkStart w:id="36" w:name="_Toc185862689"/>
       <w:r>
         <w:rPr>
           <w:rFonts w:ascii="Times New Roman" w:hAnsi="Times New Roman" w:cs="Times New Roman"/>
@@ -4254,7 +3795,7 @@
         </w:rPr>
         <w:t>Расшифровка идентификаторов</w:t>
       </w:r>
-      <w:bookmarkEnd w:id="37"/>
+      <w:bookmarkEnd w:id="36"/>
     </w:p>
     <w:p>
       <w:r>
@@ -4303,21 +3844,7 @@
         <w:rPr>
           <w:lang w:val="en-US"/>
         </w:rPr>
-        <w:t xml:space="preserve">- REQ-BI-1 – Requirement: Building Interior (Parameters), </w:t>
-      </w:r>
-      <w:proofErr w:type="gramStart"/>
-      <w:r>
-        <w:rPr>
-          <w:lang w:val="en-US"/>
-        </w:rPr>
-        <w:t>1st</w:t>
-      </w:r>
-      <w:proofErr w:type="gramEnd"/>
-      <w:r>
-        <w:rPr>
-          <w:lang w:val="en-US"/>
-        </w:rPr>
-        <w:t xml:space="preserve"> Requirement (</w:t>
+        <w:t>- REQ-BI-1 – Requirement: Building Interior (Parameters), 1st Requirement (</w:t>
       </w:r>
       <w:r>
         <w:t>Требование</w:t>
@@ -4375,21 +3902,7 @@
         <w:rPr>
           <w:lang w:val="en-US"/>
         </w:rPr>
-        <w:t xml:space="preserve">- REQ-BI-2 – Requirement: Building Interior (Parameters), </w:t>
-      </w:r>
-      <w:proofErr w:type="gramStart"/>
-      <w:r>
-        <w:rPr>
-          <w:lang w:val="en-US"/>
-        </w:rPr>
-        <w:t>2nd</w:t>
-      </w:r>
-      <w:proofErr w:type="gramEnd"/>
-      <w:r>
-        <w:rPr>
-          <w:lang w:val="en-US"/>
-        </w:rPr>
-        <w:t xml:space="preserve"> Requirement (</w:t>
+        <w:t>- REQ-BI-2 – Requirement: Building Interior (Parameters), 2nd Requirement (</w:t>
       </w:r>
       <w:r>
         <w:t>Требование</w:t>
@@ -4447,21 +3960,7 @@
         <w:rPr>
           <w:lang w:val="en-US"/>
         </w:rPr>
-        <w:t xml:space="preserve">- REQ-PD-1 – Requirement: Personal Data, </w:t>
-      </w:r>
-      <w:proofErr w:type="gramStart"/>
-      <w:r>
-        <w:rPr>
-          <w:lang w:val="en-US"/>
-        </w:rPr>
-        <w:t>1st</w:t>
-      </w:r>
-      <w:proofErr w:type="gramEnd"/>
-      <w:r>
-        <w:rPr>
-          <w:lang w:val="en-US"/>
-        </w:rPr>
-        <w:t xml:space="preserve"> Requirement (</w:t>
+        <w:t>- REQ-PD-1 – Requirement: Personal Data, 1st Requirement (</w:t>
       </w:r>
       <w:r>
         <w:t>Требование</w:t>
@@ -4528,21 +4027,7 @@
         <w:rPr>
           <w:lang w:val="en-US"/>
         </w:rPr>
-        <w:t xml:space="preserve">- REQ-C-1 – Requirement: Catalog, </w:t>
-      </w:r>
-      <w:proofErr w:type="gramStart"/>
-      <w:r>
-        <w:rPr>
-          <w:lang w:val="en-US"/>
-        </w:rPr>
-        <w:t>1st</w:t>
-      </w:r>
-      <w:proofErr w:type="gramEnd"/>
-      <w:r>
-        <w:rPr>
-          <w:lang w:val="en-US"/>
-        </w:rPr>
-        <w:t xml:space="preserve"> Requirement (</w:t>
+        <w:t>- REQ-C-1 – Requirement: Catalog, 1st Requirement (</w:t>
       </w:r>
       <w:r>
         <w:t>Требование</w:t>
@@ -4778,21 +4263,7 @@
         <w:rPr>
           <w:lang w:val="en-US"/>
         </w:rPr>
-        <w:t xml:space="preserve">- REQ-SM-1 – Requirement: Schema Measures, </w:t>
-      </w:r>
-      <w:proofErr w:type="gramStart"/>
-      <w:r>
-        <w:rPr>
-          <w:lang w:val="en-US"/>
-        </w:rPr>
-        <w:t>1st</w:t>
-      </w:r>
-      <w:proofErr w:type="gramEnd"/>
-      <w:r>
-        <w:rPr>
-          <w:lang w:val="en-US"/>
-        </w:rPr>
-        <w:t xml:space="preserve"> Requirement (</w:t>
+        <w:t>- REQ-SM-1 – Requirement: Schema Measures, 1st Requirement (</w:t>
       </w:r>
       <w:r>
         <w:t>Требование</w:t>
@@ -4859,21 +4330,7 @@
         <w:rPr>
           <w:lang w:val="en-US"/>
         </w:rPr>
-        <w:t xml:space="preserve">- REQ-SM-2 – Requirement: Schema Measures, </w:t>
-      </w:r>
-      <w:proofErr w:type="gramStart"/>
-      <w:r>
-        <w:rPr>
-          <w:lang w:val="en-US"/>
-        </w:rPr>
-        <w:t>2nd</w:t>
-      </w:r>
-      <w:proofErr w:type="gramEnd"/>
-      <w:r>
-        <w:rPr>
-          <w:lang w:val="en-US"/>
-        </w:rPr>
-        <w:t xml:space="preserve"> Requirement (</w:t>
+        <w:t>- REQ-SM-2 – Requirement: Schema Measures, 2nd Requirement (</w:t>
       </w:r>
       <w:r>
         <w:t>Требование</w:t>
@@ -4940,21 +4397,7 @@
         <w:rPr>
           <w:lang w:val="en-US"/>
         </w:rPr>
-        <w:t xml:space="preserve">- REQ-SM-3 – Requirement: Schema Measures, </w:t>
-      </w:r>
-      <w:proofErr w:type="gramStart"/>
-      <w:r>
-        <w:rPr>
-          <w:lang w:val="en-US"/>
-        </w:rPr>
-        <w:t>3rd</w:t>
-      </w:r>
-      <w:proofErr w:type="gramEnd"/>
-      <w:r>
-        <w:rPr>
-          <w:lang w:val="en-US"/>
-        </w:rPr>
-        <w:t xml:space="preserve"> Requirement (</w:t>
+        <w:t>- REQ-SM-3 – Requirement: Schema Measures, 3rd Requirement (</w:t>
       </w:r>
       <w:r>
         <w:t>Требование</w:t>
@@ -5022,21 +4465,7 @@
           <w:lang w:val="en-US"/>
         </w:rPr>
         <w:lastRenderedPageBreak/>
-        <w:t xml:space="preserve">- REQ-SP-1 – Requirement: Schema Pattern, </w:t>
-      </w:r>
-      <w:proofErr w:type="gramStart"/>
-      <w:r>
-        <w:rPr>
-          <w:lang w:val="en-US"/>
-        </w:rPr>
-        <w:t>1st</w:t>
-      </w:r>
-      <w:proofErr w:type="gramEnd"/>
-      <w:r>
-        <w:rPr>
-          <w:lang w:val="en-US"/>
-        </w:rPr>
-        <w:t xml:space="preserve"> Requirement (</w:t>
+        <w:t>- REQ-SP-1 – Requirement: Schema Pattern, 1st Requirement (</w:t>
       </w:r>
       <w:r>
         <w:t>Требование</w:t>
@@ -5094,21 +4523,7 @@
         <w:rPr>
           <w:lang w:val="en-US"/>
         </w:rPr>
-        <w:t xml:space="preserve">- REQ-SP-2 – Requirement: Schema Pattern, </w:t>
-      </w:r>
-      <w:proofErr w:type="gramStart"/>
-      <w:r>
-        <w:rPr>
-          <w:lang w:val="en-US"/>
-        </w:rPr>
-        <w:t>2nd</w:t>
-      </w:r>
-      <w:proofErr w:type="gramEnd"/>
-      <w:r>
-        <w:rPr>
-          <w:lang w:val="en-US"/>
-        </w:rPr>
-        <w:t xml:space="preserve"> Requirement (</w:t>
+        <w:t>- REQ-SP-2 – Requirement: Schema Pattern, 2nd Requirement (</w:t>
       </w:r>
       <w:r>
         <w:t>Требование</w:t>
@@ -5157,43 +4572,61 @@
       </w:r>
     </w:p>
     <w:p>
-      <w:r>
-        <w:t xml:space="preserve">- REQ-UI-1 – </w:t>
-      </w:r>
-      <w:proofErr w:type="spellStart"/>
-      <w:r>
-        <w:t>Requirement</w:t>
-      </w:r>
-      <w:proofErr w:type="spellEnd"/>
-      <w:r>
+      <w:pPr>
+        <w:rPr>
+          <w:lang w:val="en-US"/>
+        </w:rPr>
+      </w:pPr>
+      <w:r>
+        <w:rPr>
+          <w:lang w:val="en-US"/>
+        </w:rPr>
+        <w:t>- REQ-UI-1 – Requirement: User Interface, 1st Requirement (</w:t>
+      </w:r>
+      <w:r>
+        <w:t>Требование</w:t>
+      </w:r>
+      <w:r>
+        <w:rPr>
+          <w:lang w:val="en-US"/>
+        </w:rPr>
         <w:t xml:space="preserve">: </w:t>
       </w:r>
-      <w:proofErr w:type="spellStart"/>
-      <w:r>
-        <w:t>User</w:t>
-      </w:r>
-      <w:proofErr w:type="spellEnd"/>
-      <w:r>
+      <w:r>
+        <w:t>Пользовательский</w:t>
+      </w:r>
+      <w:r>
+        <w:rPr>
+          <w:lang w:val="en-US"/>
+        </w:rPr>
         <w:t xml:space="preserve"> </w:t>
       </w:r>
-      <w:proofErr w:type="spellStart"/>
-      <w:r>
-        <w:t>Interface</w:t>
-      </w:r>
-      <w:proofErr w:type="spellEnd"/>
-      <w:r>
-        <w:t xml:space="preserve">, 1st </w:t>
-      </w:r>
-      <w:proofErr w:type="spellStart"/>
-      <w:r>
-        <w:t>Requirement</w:t>
-      </w:r>
-      <w:proofErr w:type="spellEnd"/>
-      <w:r>
-        <w:t xml:space="preserve"> (Требование: Пользовательский интерфейс, 1-е требование)</w:t>
-      </w:r>
-      <w:r>
+      <w:r>
+        <w:t>интерфейс</w:t>
+      </w:r>
+      <w:r>
+        <w:rPr>
+          <w:lang w:val="en-US"/>
+        </w:rPr>
+        <w:t>, 1-</w:t>
+      </w:r>
+      <w:r>
+        <w:t>е</w:t>
+      </w:r>
+      <w:r>
+        <w:rPr>
+          <w:lang w:val="en-US"/>
+        </w:rPr>
         <w:t xml:space="preserve"> </w:t>
+      </w:r>
+      <w:r>
+        <w:t>требование</w:t>
+      </w:r>
+      <w:r>
+        <w:rPr>
+          <w:lang w:val="en-US"/>
+        </w:rPr>
+        <w:t xml:space="preserve">) </w:t>
       </w:r>
     </w:p>
     <w:p>
@@ -5201,8 +4634,14 @@
         <w:spacing w:after="160" w:line="259" w:lineRule="auto"/>
         <w:ind w:firstLine="0"/>
         <w:jc w:val="left"/>
-      </w:pPr>
-      <w:r>
+        <w:rPr>
+          <w:lang w:val="en-US"/>
+        </w:rPr>
+      </w:pPr>
+      <w:r>
+        <w:rPr>
+          <w:lang w:val="en-US"/>
+        </w:rPr>
         <w:br w:type="page"/>
       </w:r>
     </w:p>
@@ -5212,7 +4651,7 @@
           <w:b/>
         </w:rPr>
       </w:pPr>
-      <w:bookmarkStart w:id="38" w:name="_Toc124728871"/>
+      <w:bookmarkStart w:id="37" w:name="_Toc124728871"/>
       <w:r>
         <w:rPr>
           <w:b/>
@@ -5220,7 +4659,7 @@
         <w:lastRenderedPageBreak/>
         <w:t>6 Разработка архитектуры проекта</w:t>
       </w:r>
-      <w:bookmarkEnd w:id="38"/>
+      <w:bookmarkEnd w:id="37"/>
     </w:p>
     <w:p>
       <w:r>
@@ -6917,7 +6356,7 @@
 </file>
 
 <file path=customXml/itemProps1.xml><?xml version="1.0" encoding="utf-8"?>
-<ds:datastoreItem xmlns:ds="http://schemas.openxmlformats.org/officeDocument/2006/customXml" ds:itemID="{44795FB8-CA1C-45D4-8132-B4EF9D19C59A}">
+<ds:datastoreItem xmlns:ds="http://schemas.openxmlformats.org/officeDocument/2006/customXml" ds:itemID="{4277EDE6-92A4-412F-8E4B-E864B2726AC7}">
   <ds:schemaRefs>
     <ds:schemaRef ds:uri="http://schemas.openxmlformats.org/officeDocument/2006/bibliography"/>
   </ds:schemaRefs>
